--- a/manuscript/coverletter.docx
+++ b/manuscript/coverletter.docx
@@ -1,13 +1,16 @@
 
 <file path=word/document.xml><?xml version="1.0" encoding="utf-8"?>
-<w:document xmlns:wpc="http://schemas.microsoft.com/office/word/2010/wordprocessingCanvas" xmlns:cx="http://schemas.microsoft.com/office/drawing/2014/chartex" xmlns:mc="http://schemas.openxmlformats.org/markup-compatibility/2006" xmlns:o="urn:schemas-microsoft-com:office:office" xmlns:r="http://schemas.openxmlformats.org/officeDocument/2006/relationships" xmlns:m="http://schemas.openxmlformats.org/officeDocument/2006/math" xmlns:v="urn:schemas-microsoft-com:vml" xmlns:wp14="http://schemas.microsoft.com/office/word/2010/wordprocessingDrawing" xmlns:wp="http://schemas.openxmlformats.org/drawingml/2006/wordprocessingDrawing" xmlns:w10="urn:schemas-microsoft-com:office:word" xmlns:w="http://schemas.openxmlformats.org/wordprocessingml/2006/main" xmlns:w14="http://schemas.microsoft.com/office/word/2010/wordml" xmlns:w15="http://schemas.microsoft.com/office/word/2012/wordml" xmlns:w16se="http://schemas.microsoft.com/office/word/2015/wordml/symex" xmlns:wpg="http://schemas.microsoft.com/office/word/2010/wordprocessingGroup" xmlns:wpi="http://schemas.microsoft.com/office/word/2010/wordprocessingInk" xmlns:wne="http://schemas.microsoft.com/office/word/2006/wordml" xmlns:wps="http://schemas.microsoft.com/office/word/2010/wordprocessingShape" mc:Ignorable="w14 w15 w16se wp14">
+<w:document xmlns:wpc="http://schemas.microsoft.com/office/word/2010/wordprocessingCanvas" xmlns:cx="http://schemas.microsoft.com/office/drawing/2014/chartex" xmlns:cx1="http://schemas.microsoft.com/office/drawing/2015/9/8/chartex" xmlns:cx2="http://schemas.microsoft.com/office/drawing/2015/10/21/chartex" xmlns:cx3="http://schemas.microsoft.com/office/drawing/2016/5/9/chartex" xmlns:cx4="http://schemas.microsoft.com/office/drawing/2016/5/10/chartex" xmlns:cx5="http://schemas.microsoft.com/office/drawing/2016/5/11/chartex" xmlns:cx6="http://schemas.microsoft.com/office/drawing/2016/5/12/chartex" xmlns:cx7="http://schemas.microsoft.com/office/drawing/2016/5/13/chartex" xmlns:cx8="http://schemas.microsoft.com/office/drawing/2016/5/14/chartex" xmlns:mc="http://schemas.openxmlformats.org/markup-compatibility/2006" xmlns:aink="http://schemas.microsoft.com/office/drawing/2016/ink" xmlns:am3d="http://schemas.microsoft.com/office/drawing/2017/model3d" xmlns:o="urn:schemas-microsoft-com:office:office" xmlns:oel="http://schemas.microsoft.com/office/2019/extlst" xmlns:r="http://schemas.openxmlformats.org/officeDocument/2006/relationships" xmlns:m="http://schemas.openxmlformats.org/officeDocument/2006/math" xmlns:v="urn:schemas-microsoft-com:vml" xmlns:wp14="http://schemas.microsoft.com/office/word/2010/wordprocessingDrawing" xmlns:wp="http://schemas.openxmlformats.org/drawingml/2006/wordprocessingDrawing" xmlns:w10="urn:schemas-microsoft-com:office:word" xmlns:w="http://schemas.openxmlformats.org/wordprocessingml/2006/main" xmlns:w14="http://schemas.microsoft.com/office/word/2010/wordml" xmlns:w15="http://schemas.microsoft.com/office/word/2012/wordml" xmlns:w16cex="http://schemas.microsoft.com/office/word/2018/wordml/cex" xmlns:w16cid="http://schemas.microsoft.com/office/word/2016/wordml/cid" xmlns:w16="http://schemas.microsoft.com/office/word/2018/wordml" xmlns:w16du="http://schemas.microsoft.com/office/word/2023/wordml/word16du" xmlns:w16sdtdh="http://schemas.microsoft.com/office/word/2020/wordml/sdtdatahash" xmlns:w16sdtfl="http://schemas.microsoft.com/office/word/2024/wordml/sdtformatlock" xmlns:w16se="http://schemas.microsoft.com/office/word/2015/wordml/symex" xmlns:wpg="http://schemas.microsoft.com/office/word/2010/wordprocessingGroup" xmlns:wpi="http://schemas.microsoft.com/office/word/2010/wordprocessingInk" xmlns:wne="http://schemas.microsoft.com/office/word/2006/wordml" xmlns:wps="http://schemas.microsoft.com/office/word/2010/wordprocessingShape" mc:Ignorable="w14 w15 w16se w16cid w16 w16cex w16sdtdh w16sdtfl w16du wp14">
   <w:body>
     <w:p>
       <w:r>
-        <w:t xml:space="preserve">July </w:t>
-      </w:r>
-      <w:r>
-        <w:t>21</w:t>
+        <w:t>October</w:t>
+      </w:r>
+      <w:r>
+        <w:t xml:space="preserve"> </w:t>
+      </w:r>
+      <w:r>
+        <w:t>28</w:t>
       </w:r>
       <w:r>
         <w:t>, 202</w:t>
@@ -70,97 +73,33 @@
       </w:r>
     </w:p>
     <w:p>
-      <w:pPr>
-        <w:ind w:firstLine="720"/>
-      </w:pPr>
-      <w:r>
-        <w:t>On behalf of all co-authors and myself, I submit a manuscript entitled “</w:t>
+      <w:r>
+        <w:tab/>
+        <w:t>On behalf of all co-authors and myself, I submit a revised manuscript entitled “</w:t>
+      </w:r>
+      <w:r>
+        <w:t>Storing mass-spectrometry data in simple databases enables flexible and intuitive exploration without time or space penalties</w:t>
+      </w:r>
+      <w:r>
+        <w:t>” for consideration to be published in the Journal of Proteome Research.</w:t>
+      </w:r>
+    </w:p>
+    <w:p>
+      <w:r>
+        <w:tab/>
+        <w:t>This version is a resubmission of the prior manuscript entitled “</w:t>
       </w:r>
       <w:r>
         <w:t>Databases are an effective and efficient method for storage and access of mass-spectrometry data</w:t>
       </w:r>
       <w:r>
-        <w:t>”</w:t>
-      </w:r>
-      <w:r>
-        <w:t xml:space="preserve"> </w:t>
-      </w:r>
-      <w:r>
-        <w:t xml:space="preserve">for consideration to be published </w:t>
-      </w:r>
-      <w:r>
-        <w:t>in the Journal of Proteome Research</w:t>
-      </w:r>
-      <w:r>
-        <w:t>.</w:t>
-      </w:r>
-    </w:p>
-    <w:p>
-      <w:pPr>
-        <w:ind w:firstLine="720"/>
-      </w:pPr>
-      <w:r>
-        <w:t>Mass spectrometry continues to lack a performant data access format. Vendor file types are restricted to proprietary APIs, the mzML file type is slow and bulky due to its text-based representation, and no other file type has gained widespread</w:t>
-      </w:r>
-      <w:r>
-        <w:t xml:space="preserve"> acceptance in the community. We argue that this is because of their complexity, lack of documentation, and limited support and instead propose that a simple database schema is easier to use and can leverage recent advances in database management from fields beyond MS</w:t>
-      </w:r>
-      <w:r>
-        <w:t xml:space="preserve"> (e.g. DuckDB and Parquet file types)</w:t>
-      </w:r>
-      <w:r>
-        <w:t>. We tested this hypothesis by constructing a simple and intuitive database schema and compared it to existing mzML parsers and 6 other recently proposed alternatives (mzMLb, mz5, MZA, MzTree, and mzMD). The comparison was done via six common exploratory queries – extracting a single MS</w:t>
-      </w:r>
-      <w:r>
-        <w:rPr>
-          <w:vertAlign w:val="superscript"/>
-        </w:rPr>
-        <w:t>1</w:t>
-      </w:r>
-      <w:r>
-        <w:t xml:space="preserve"> or MS</w:t>
-      </w:r>
-      <w:r>
-        <w:rPr>
-          <w:vertAlign w:val="superscript"/>
-        </w:rPr>
-        <w:t>2</w:t>
-      </w:r>
-      <w:r>
-        <w:t xml:space="preserve"> scan, an ion chromatogram, a retention time range, and MS/MS precursor and fragment searches– for which parsers were either installed from the developers or constructed in Python. We found that every existing file type lacked documentation and did not have existing functions for each of these basic queries while typically requiring a</w:t>
-      </w:r>
-      <w:r>
-        <w:t xml:space="preserve"> convoluted installation process. In contrast, the database schema we propose was straightforward and intuitive while frequently providing order of magnitude improvements. We then explore various optimizations available</w:t>
-      </w:r>
-      <w:r>
-        <w:t xml:space="preserve"> by including multiple files in a single database and the effect of indexing and sorting the databases on disk space requirements and data extraction timing. Overall, this manuscript outlines a framework for a simple and effective way of storing MS data for exploratory analysis that we perceive to be of use to the wider MS community.</w:t>
-      </w:r>
-    </w:p>
-    <w:p>
-      <w:pPr>
-        <w:ind w:firstLine="720"/>
-      </w:pPr>
-      <w:r>
-        <w:t xml:space="preserve">Given this manuscript’s focus on the technical aspects of mass-spectrometry data access and your journal’s history of publishing alternative methods of MS data storage, we believe that the Journal of Proteome Research would be a good fit. Please find included in this submission the manuscript with figures embedded in line and supplemental figures embedded at the end. The manuscript has been prepared as a reproducible document available with the associated code at </w:t>
-      </w:r>
-      <w:hyperlink r:id="rId7" w:history="1">
-        <w:r>
-          <w:rPr>
-            <w:rStyle w:val="Hyperlink"/>
-          </w:rPr>
-          <w:t>https://github.com/wkumler/mzsql/tree/manuscript_things</w:t>
-        </w:r>
-      </w:hyperlink>
-      <w:r>
-        <w:t>. The data used within was obtained from Metabolights and we have received the permission of the original authors for its reuse.</w:t>
-      </w:r>
-    </w:p>
-    <w:p>
-      <w:pPr>
-        <w:ind w:firstLine="720"/>
-      </w:pPr>
-      <w:r>
-        <w:t>We also provide a list of experts qualified to review this manuscript that should be helpful and we have included these recommendations in the submission form as well:</w:t>
+        <w:t>” (</w:t>
+      </w:r>
+      <w:r>
+        <w:t>Manuscript ID pr-2025-007213</w:t>
+      </w:r>
+      <w:r>
+        <w:t>). In this version, we believe that we have sufficiently responded to the concerns raised by the two anonymous reviewers. We have</w:t>
       </w:r>
     </w:p>
     <w:p>
@@ -168,17 +107,11 @@
         <w:pStyle w:val="ListParagraph"/>
         <w:numPr>
           <w:ilvl w:val="0"/>
-          <w:numId w:val="1"/>
+          <w:numId w:val="2"/>
         </w:numPr>
       </w:pPr>
       <w:r>
-        <w:t>Eric Deutsch (</w:t>
-      </w:r>
-      <w:r>
-        <w:t>edeutsch@systemsbiology.org</w:t>
-      </w:r>
-      <w:r>
-        <w:t>)</w:t>
+        <w:t>Renamed the manuscript</w:t>
       </w:r>
     </w:p>
     <w:p>
@@ -186,17 +119,11 @@
         <w:pStyle w:val="ListParagraph"/>
         <w:numPr>
           <w:ilvl w:val="0"/>
-          <w:numId w:val="1"/>
+          <w:numId w:val="2"/>
         </w:numPr>
       </w:pPr>
       <w:r>
-        <w:t>Dylan Ross</w:t>
-      </w:r>
-      <w:r>
-        <w:t xml:space="preserve"> (</w:t>
-      </w:r>
-      <w:r>
-        <w:t>dylan.ross@pnnl.gov)</w:t>
+        <w:t>Reviewed the language used throughout for excessive criticism of the existing field and removed excessively inflammatory phrasing</w:t>
       </w:r>
     </w:p>
     <w:p>
@@ -204,42 +131,11 @@
         <w:pStyle w:val="ListParagraph"/>
         <w:numPr>
           <w:ilvl w:val="0"/>
-          <w:numId w:val="1"/>
+          <w:numId w:val="2"/>
         </w:numPr>
       </w:pPr>
-      <w:proofErr w:type="spellStart"/>
-      <w:r>
-        <w:t>Wout</w:t>
-      </w:r>
-      <w:proofErr w:type="spellEnd"/>
-      <w:r>
-        <w:t xml:space="preserve"> </w:t>
-      </w:r>
-      <w:proofErr w:type="spellStart"/>
-      <w:r>
-        <w:t>Bittremieux</w:t>
-      </w:r>
-      <w:proofErr w:type="spellEnd"/>
-      <w:r>
-        <w:t xml:space="preserve"> (wout.</w:t>
-      </w:r>
-      <w:r>
-        <w:t>bittremieux</w:t>
-      </w:r>
-      <w:r>
-        <w:t>@</w:t>
-      </w:r>
-      <w:r>
-        <w:t>uantwerpen</w:t>
-      </w:r>
-      <w:r>
-        <w:t>.</w:t>
-      </w:r>
-      <w:r>
-        <w:t>be</w:t>
-      </w:r>
-      <w:r>
-        <w:t>)</w:t>
+      <w:r>
+        <w:t>Generated new data from multiple files for Figure 2</w:t>
       </w:r>
     </w:p>
     <w:p>
@@ -247,30 +143,11 @@
         <w:pStyle w:val="ListParagraph"/>
         <w:numPr>
           <w:ilvl w:val="0"/>
-          <w:numId w:val="1"/>
+          <w:numId w:val="2"/>
         </w:numPr>
       </w:pPr>
       <w:r>
-        <w:t xml:space="preserve">Michael </w:t>
-      </w:r>
-      <w:proofErr w:type="spellStart"/>
-      <w:r>
-        <w:t>MacCoss</w:t>
-      </w:r>
-      <w:proofErr w:type="spellEnd"/>
-      <w:r>
-        <w:t xml:space="preserve"> (</w:t>
-      </w:r>
-      <w:hyperlink r:id="rId8" w:history="1">
-        <w:r>
-          <w:rPr>
-            <w:rStyle w:val="Hyperlink"/>
-          </w:rPr>
-          <w:t>maccoss@uw.edu</w:t>
-        </w:r>
-      </w:hyperlink>
-      <w:r>
-        <w:t>)</w:t>
+        <w:t>Added a new supplemental file including timing information on a laptop instead of a desktop to test memory constraints</w:t>
       </w:r>
     </w:p>
     <w:p>
@@ -278,22 +155,11 @@
         <w:pStyle w:val="ListParagraph"/>
         <w:numPr>
           <w:ilvl w:val="0"/>
-          <w:numId w:val="1"/>
+          <w:numId w:val="2"/>
         </w:numPr>
       </w:pPr>
       <w:r>
-        <w:t>Matthew Chambers (</w:t>
-      </w:r>
-      <w:hyperlink r:id="rId9" w:history="1">
-        <w:r>
-          <w:rPr>
-            <w:rStyle w:val="Hyperlink"/>
-          </w:rPr>
-          <w:t>matt.chambers42@gmail.com</w:t>
-        </w:r>
-      </w:hyperlink>
-      <w:r>
-        <w:t>)</w:t>
+        <w:t>Added a TOC graphic</w:t>
       </w:r>
     </w:p>
     <w:p>
@@ -301,21 +167,11 @@
         <w:pStyle w:val="ListParagraph"/>
         <w:numPr>
           <w:ilvl w:val="0"/>
-          <w:numId w:val="1"/>
+          <w:numId w:val="2"/>
         </w:numPr>
       </w:pPr>
       <w:r>
-        <w:lastRenderedPageBreak/>
-        <w:t>Helge Hecht</w:t>
-      </w:r>
-      <w:r>
-        <w:t xml:space="preserve"> (</w:t>
-      </w:r>
-      <w:r>
-        <w:t>helge.hecht@recetox.muni.cz</w:t>
-      </w:r>
-      <w:r>
-        <w:t>)</w:t>
+        <w:t>Moved the supplemental graphics to a separate PDF</w:t>
       </w:r>
     </w:p>
     <w:p>
@@ -323,22 +179,11 @@
         <w:pStyle w:val="ListParagraph"/>
         <w:numPr>
           <w:ilvl w:val="0"/>
-          <w:numId w:val="1"/>
+          <w:numId w:val="2"/>
         </w:numPr>
       </w:pPr>
       <w:r>
-        <w:t>Kozo Nishida (</w:t>
-      </w:r>
-      <w:hyperlink r:id="rId10" w:history="1">
-        <w:r>
-          <w:rPr>
-            <w:rStyle w:val="Hyperlink"/>
-          </w:rPr>
-          <w:t>knishida@riken.jp</w:t>
-        </w:r>
-      </w:hyperlink>
-      <w:r>
-        <w:t>)</w:t>
+        <w:t>Fixed references and author affiliations</w:t>
       </w:r>
     </w:p>
     <w:p>
@@ -346,24 +191,14 @@
         <w:pStyle w:val="ListParagraph"/>
         <w:numPr>
           <w:ilvl w:val="0"/>
-          <w:numId w:val="1"/>
+          <w:numId w:val="2"/>
         </w:numPr>
       </w:pPr>
-      <w:proofErr w:type="spellStart"/>
-      <w:r>
-        <w:t>Mingxun</w:t>
-      </w:r>
-      <w:proofErr w:type="spellEnd"/>
-      <w:r>
-        <w:t xml:space="preserve"> Wang (</w:t>
-      </w:r>
-      <w:r>
-        <w:t>mingxun.wang@cs.ucr.edu</w:t>
-      </w:r>
-      <w:r>
-        <w:t>)</w:t>
-      </w:r>
-    </w:p>
+      <w:r>
+        <w:t>Performed copy-editing throughout</w:t>
+      </w:r>
+    </w:p>
+    <w:p/>
     <w:p>
       <w:r>
         <w:t>Thank you for your consideration,</w:t>
@@ -394,7 +229,7 @@
                     </pic:cNvPicPr>
                   </pic:nvPicPr>
                   <pic:blipFill>
-                    <a:blip r:embed="rId11" cstate="print">
+                    <a:blip r:embed="rId7" cstate="print">
                       <a:extLst>
                         <a:ext uri="{28A0092B-C50C-407E-A947-70E740481C1C}">
                           <a14:useLocalDpi xmlns:a14="http://schemas.microsoft.com/office/drawing/2010/main" val="0"/>
@@ -459,12 +294,10 @@
       <w:r>
         <w:t>aingalls@uw.edu</w:t>
       </w:r>
-      <w:bookmarkStart w:id="0" w:name="_GoBack"/>
-      <w:bookmarkEnd w:id="0"/>
     </w:p>
     <w:sectPr>
-      <w:headerReference w:type="default" r:id="rId12"/>
-      <w:footerReference w:type="default" r:id="rId13"/>
+      <w:headerReference w:type="default" r:id="rId8"/>
+      <w:footerReference w:type="default" r:id="rId9"/>
       <w:pgSz w:w="12240" w:h="15840"/>
       <w:pgMar w:top="1440" w:right="1440" w:bottom="1440" w:left="1440" w:header="720" w:footer="720" w:gutter="0"/>
       <w:cols w:space="720"/>
@@ -475,7 +308,7 @@
 </file>
 
 <file path=word/endnotes.xml><?xml version="1.0" encoding="utf-8"?>
-<w:endnotes xmlns:wpc="http://schemas.microsoft.com/office/word/2010/wordprocessingCanvas" xmlns:cx="http://schemas.microsoft.com/office/drawing/2014/chartex" xmlns:mc="http://schemas.openxmlformats.org/markup-compatibility/2006" xmlns:o="urn:schemas-microsoft-com:office:office" xmlns:r="http://schemas.openxmlformats.org/officeDocument/2006/relationships" xmlns:m="http://schemas.openxmlformats.org/officeDocument/2006/math" xmlns:v="urn:schemas-microsoft-com:vml" xmlns:wp14="http://schemas.microsoft.com/office/word/2010/wordprocessingDrawing" xmlns:wp="http://schemas.openxmlformats.org/drawingml/2006/wordprocessingDrawing" xmlns:w10="urn:schemas-microsoft-com:office:word" xmlns:w="http://schemas.openxmlformats.org/wordprocessingml/2006/main" xmlns:w14="http://schemas.microsoft.com/office/word/2010/wordml" xmlns:w15="http://schemas.microsoft.com/office/word/2012/wordml" xmlns:w16se="http://schemas.microsoft.com/office/word/2015/wordml/symex" xmlns:wpg="http://schemas.microsoft.com/office/word/2010/wordprocessingGroup" xmlns:wpi="http://schemas.microsoft.com/office/word/2010/wordprocessingInk" xmlns:wne="http://schemas.microsoft.com/office/word/2006/wordml" xmlns:wps="http://schemas.microsoft.com/office/word/2010/wordprocessingShape" mc:Ignorable="w14 w15 w16se wp14">
+<w:endnotes xmlns:wpc="http://schemas.microsoft.com/office/word/2010/wordprocessingCanvas" xmlns:cx="http://schemas.microsoft.com/office/drawing/2014/chartex" xmlns:cx1="http://schemas.microsoft.com/office/drawing/2015/9/8/chartex" xmlns:cx2="http://schemas.microsoft.com/office/drawing/2015/10/21/chartex" xmlns:cx3="http://schemas.microsoft.com/office/drawing/2016/5/9/chartex" xmlns:cx4="http://schemas.microsoft.com/office/drawing/2016/5/10/chartex" xmlns:cx5="http://schemas.microsoft.com/office/drawing/2016/5/11/chartex" xmlns:cx6="http://schemas.microsoft.com/office/drawing/2016/5/12/chartex" xmlns:cx7="http://schemas.microsoft.com/office/drawing/2016/5/13/chartex" xmlns:cx8="http://schemas.microsoft.com/office/drawing/2016/5/14/chartex" xmlns:mc="http://schemas.openxmlformats.org/markup-compatibility/2006" xmlns:aink="http://schemas.microsoft.com/office/drawing/2016/ink" xmlns:am3d="http://schemas.microsoft.com/office/drawing/2017/model3d" xmlns:o="urn:schemas-microsoft-com:office:office" xmlns:oel="http://schemas.microsoft.com/office/2019/extlst" xmlns:r="http://schemas.openxmlformats.org/officeDocument/2006/relationships" xmlns:m="http://schemas.openxmlformats.org/officeDocument/2006/math" xmlns:v="urn:schemas-microsoft-com:vml" xmlns:wp14="http://schemas.microsoft.com/office/word/2010/wordprocessingDrawing" xmlns:wp="http://schemas.openxmlformats.org/drawingml/2006/wordprocessingDrawing" xmlns:w10="urn:schemas-microsoft-com:office:word" xmlns:w="http://schemas.openxmlformats.org/wordprocessingml/2006/main" xmlns:w14="http://schemas.microsoft.com/office/word/2010/wordml" xmlns:w15="http://schemas.microsoft.com/office/word/2012/wordml" xmlns:w16cex="http://schemas.microsoft.com/office/word/2018/wordml/cex" xmlns:w16cid="http://schemas.microsoft.com/office/word/2016/wordml/cid" xmlns:w16="http://schemas.microsoft.com/office/word/2018/wordml" xmlns:w16du="http://schemas.microsoft.com/office/word/2023/wordml/word16du" xmlns:w16sdtdh="http://schemas.microsoft.com/office/word/2020/wordml/sdtdatahash" xmlns:w16sdtfl="http://schemas.microsoft.com/office/word/2024/wordml/sdtformatlock" xmlns:w16se="http://schemas.microsoft.com/office/word/2015/wordml/symex" xmlns:wpg="http://schemas.microsoft.com/office/word/2010/wordprocessingGroup" xmlns:wpi="http://schemas.microsoft.com/office/word/2010/wordprocessingInk" xmlns:wne="http://schemas.microsoft.com/office/word/2006/wordml" xmlns:wps="http://schemas.microsoft.com/office/word/2010/wordprocessingShape" mc:Ignorable="w14 w15 w16se w16cid w16 w16cex w16sdtdh w16sdtfl w16du wp14">
   <w:endnote w:type="separator" w:id="-1">
     <w:p>
       <w:pPr>
@@ -500,7 +333,7 @@
 </file>
 
 <file path=word/footer1.xml><?xml version="1.0" encoding="utf-8"?>
-<w:ftr xmlns:wpc="http://schemas.microsoft.com/office/word/2010/wordprocessingCanvas" xmlns:cx="http://schemas.microsoft.com/office/drawing/2014/chartex" xmlns:mc="http://schemas.openxmlformats.org/markup-compatibility/2006" xmlns:o="urn:schemas-microsoft-com:office:office" xmlns:r="http://schemas.openxmlformats.org/officeDocument/2006/relationships" xmlns:m="http://schemas.openxmlformats.org/officeDocument/2006/math" xmlns:v="urn:schemas-microsoft-com:vml" xmlns:wp14="http://schemas.microsoft.com/office/word/2010/wordprocessingDrawing" xmlns:wp="http://schemas.openxmlformats.org/drawingml/2006/wordprocessingDrawing" xmlns:w10="urn:schemas-microsoft-com:office:word" xmlns:w="http://schemas.openxmlformats.org/wordprocessingml/2006/main" xmlns:w14="http://schemas.microsoft.com/office/word/2010/wordml" xmlns:w15="http://schemas.microsoft.com/office/word/2012/wordml" xmlns:w16se="http://schemas.microsoft.com/office/word/2015/wordml/symex" xmlns:wpg="http://schemas.microsoft.com/office/word/2010/wordprocessingGroup" xmlns:wpi="http://schemas.microsoft.com/office/word/2010/wordprocessingInk" xmlns:wne="http://schemas.microsoft.com/office/word/2006/wordml" xmlns:wps="http://schemas.microsoft.com/office/word/2010/wordprocessingShape" mc:Ignorable="w14 w15 w16se wp14">
+<w:ftr xmlns:wpc="http://schemas.microsoft.com/office/word/2010/wordprocessingCanvas" xmlns:cx="http://schemas.microsoft.com/office/drawing/2014/chartex" xmlns:cx1="http://schemas.microsoft.com/office/drawing/2015/9/8/chartex" xmlns:cx2="http://schemas.microsoft.com/office/drawing/2015/10/21/chartex" xmlns:cx3="http://schemas.microsoft.com/office/drawing/2016/5/9/chartex" xmlns:cx4="http://schemas.microsoft.com/office/drawing/2016/5/10/chartex" xmlns:cx5="http://schemas.microsoft.com/office/drawing/2016/5/11/chartex" xmlns:cx6="http://schemas.microsoft.com/office/drawing/2016/5/12/chartex" xmlns:cx7="http://schemas.microsoft.com/office/drawing/2016/5/13/chartex" xmlns:cx8="http://schemas.microsoft.com/office/drawing/2016/5/14/chartex" xmlns:mc="http://schemas.openxmlformats.org/markup-compatibility/2006" xmlns:aink="http://schemas.microsoft.com/office/drawing/2016/ink" xmlns:am3d="http://schemas.microsoft.com/office/drawing/2017/model3d" xmlns:o="urn:schemas-microsoft-com:office:office" xmlns:oel="http://schemas.microsoft.com/office/2019/extlst" xmlns:r="http://schemas.openxmlformats.org/officeDocument/2006/relationships" xmlns:m="http://schemas.openxmlformats.org/officeDocument/2006/math" xmlns:v="urn:schemas-microsoft-com:vml" xmlns:wp14="http://schemas.microsoft.com/office/word/2010/wordprocessingDrawing" xmlns:wp="http://schemas.openxmlformats.org/drawingml/2006/wordprocessingDrawing" xmlns:w10="urn:schemas-microsoft-com:office:word" xmlns:w="http://schemas.openxmlformats.org/wordprocessingml/2006/main" xmlns:w14="http://schemas.microsoft.com/office/word/2010/wordml" xmlns:w15="http://schemas.microsoft.com/office/word/2012/wordml" xmlns:w16cex="http://schemas.microsoft.com/office/word/2018/wordml/cex" xmlns:w16cid="http://schemas.microsoft.com/office/word/2016/wordml/cid" xmlns:w16="http://schemas.microsoft.com/office/word/2018/wordml" xmlns:w16du="http://schemas.microsoft.com/office/word/2023/wordml/word16du" xmlns:w16sdtdh="http://schemas.microsoft.com/office/word/2020/wordml/sdtdatahash" xmlns:w16sdtfl="http://schemas.microsoft.com/office/word/2024/wordml/sdtformatlock" xmlns:w16se="http://schemas.microsoft.com/office/word/2015/wordml/symex" xmlns:wpg="http://schemas.microsoft.com/office/word/2010/wordprocessingGroup" xmlns:wpi="http://schemas.microsoft.com/office/word/2010/wordprocessingInk" xmlns:wne="http://schemas.microsoft.com/office/word/2006/wordml" xmlns:wps="http://schemas.microsoft.com/office/word/2010/wordprocessingShape" mc:Ignorable="w14 w15 w16se w16cid w16 w16cex w16sdtdh w16sdtfl w16du wp14">
   <w:p>
     <w:pPr>
       <w:pStyle w:val="Footer"/>
@@ -524,7 +357,7 @@
 </file>
 
 <file path=word/footnotes.xml><?xml version="1.0" encoding="utf-8"?>
-<w:footnotes xmlns:wpc="http://schemas.microsoft.com/office/word/2010/wordprocessingCanvas" xmlns:cx="http://schemas.microsoft.com/office/drawing/2014/chartex" xmlns:mc="http://schemas.openxmlformats.org/markup-compatibility/2006" xmlns:o="urn:schemas-microsoft-com:office:office" xmlns:r="http://schemas.openxmlformats.org/officeDocument/2006/relationships" xmlns:m="http://schemas.openxmlformats.org/officeDocument/2006/math" xmlns:v="urn:schemas-microsoft-com:vml" xmlns:wp14="http://schemas.microsoft.com/office/word/2010/wordprocessingDrawing" xmlns:wp="http://schemas.openxmlformats.org/drawingml/2006/wordprocessingDrawing" xmlns:w10="urn:schemas-microsoft-com:office:word" xmlns:w="http://schemas.openxmlformats.org/wordprocessingml/2006/main" xmlns:w14="http://schemas.microsoft.com/office/word/2010/wordml" xmlns:w15="http://schemas.microsoft.com/office/word/2012/wordml" xmlns:w16se="http://schemas.microsoft.com/office/word/2015/wordml/symex" xmlns:wpg="http://schemas.microsoft.com/office/word/2010/wordprocessingGroup" xmlns:wpi="http://schemas.microsoft.com/office/word/2010/wordprocessingInk" xmlns:wne="http://schemas.microsoft.com/office/word/2006/wordml" xmlns:wps="http://schemas.microsoft.com/office/word/2010/wordprocessingShape" mc:Ignorable="w14 w15 w16se wp14">
+<w:footnotes xmlns:wpc="http://schemas.microsoft.com/office/word/2010/wordprocessingCanvas" xmlns:cx="http://schemas.microsoft.com/office/drawing/2014/chartex" xmlns:cx1="http://schemas.microsoft.com/office/drawing/2015/9/8/chartex" xmlns:cx2="http://schemas.microsoft.com/office/drawing/2015/10/21/chartex" xmlns:cx3="http://schemas.microsoft.com/office/drawing/2016/5/9/chartex" xmlns:cx4="http://schemas.microsoft.com/office/drawing/2016/5/10/chartex" xmlns:cx5="http://schemas.microsoft.com/office/drawing/2016/5/11/chartex" xmlns:cx6="http://schemas.microsoft.com/office/drawing/2016/5/12/chartex" xmlns:cx7="http://schemas.microsoft.com/office/drawing/2016/5/13/chartex" xmlns:cx8="http://schemas.microsoft.com/office/drawing/2016/5/14/chartex" xmlns:mc="http://schemas.openxmlformats.org/markup-compatibility/2006" xmlns:aink="http://schemas.microsoft.com/office/drawing/2016/ink" xmlns:am3d="http://schemas.microsoft.com/office/drawing/2017/model3d" xmlns:o="urn:schemas-microsoft-com:office:office" xmlns:oel="http://schemas.microsoft.com/office/2019/extlst" xmlns:r="http://schemas.openxmlformats.org/officeDocument/2006/relationships" xmlns:m="http://schemas.openxmlformats.org/officeDocument/2006/math" xmlns:v="urn:schemas-microsoft-com:vml" xmlns:wp14="http://schemas.microsoft.com/office/word/2010/wordprocessingDrawing" xmlns:wp="http://schemas.openxmlformats.org/drawingml/2006/wordprocessingDrawing" xmlns:w10="urn:schemas-microsoft-com:office:word" xmlns:w="http://schemas.openxmlformats.org/wordprocessingml/2006/main" xmlns:w14="http://schemas.microsoft.com/office/word/2010/wordml" xmlns:w15="http://schemas.microsoft.com/office/word/2012/wordml" xmlns:w16cex="http://schemas.microsoft.com/office/word/2018/wordml/cex" xmlns:w16cid="http://schemas.microsoft.com/office/word/2016/wordml/cid" xmlns:w16="http://schemas.microsoft.com/office/word/2018/wordml" xmlns:w16du="http://schemas.microsoft.com/office/word/2023/wordml/word16du" xmlns:w16sdtdh="http://schemas.microsoft.com/office/word/2020/wordml/sdtdatahash" xmlns:w16sdtfl="http://schemas.microsoft.com/office/word/2024/wordml/sdtformatlock" xmlns:w16se="http://schemas.microsoft.com/office/word/2015/wordml/symex" xmlns:wpg="http://schemas.microsoft.com/office/word/2010/wordprocessingGroup" xmlns:wpi="http://schemas.microsoft.com/office/word/2010/wordprocessingInk" xmlns:wne="http://schemas.microsoft.com/office/word/2006/wordml" xmlns:wps="http://schemas.microsoft.com/office/word/2010/wordprocessingShape" mc:Ignorable="w14 w15 w16se w16cid w16 w16cex w16sdtdh w16sdtfl w16du wp14">
   <w:footnote w:type="separator" w:id="-1">
     <w:p>
       <w:pPr>
@@ -549,7 +382,7 @@
 </file>
 
 <file path=word/header1.xml><?xml version="1.0" encoding="utf-8"?>
-<w:hdr xmlns:wpc="http://schemas.microsoft.com/office/word/2010/wordprocessingCanvas" xmlns:cx="http://schemas.microsoft.com/office/drawing/2014/chartex" xmlns:mc="http://schemas.openxmlformats.org/markup-compatibility/2006" xmlns:o="urn:schemas-microsoft-com:office:office" xmlns:r="http://schemas.openxmlformats.org/officeDocument/2006/relationships" xmlns:m="http://schemas.openxmlformats.org/officeDocument/2006/math" xmlns:v="urn:schemas-microsoft-com:vml" xmlns:wp14="http://schemas.microsoft.com/office/word/2010/wordprocessingDrawing" xmlns:wp="http://schemas.openxmlformats.org/drawingml/2006/wordprocessingDrawing" xmlns:w10="urn:schemas-microsoft-com:office:word" xmlns:w="http://schemas.openxmlformats.org/wordprocessingml/2006/main" xmlns:w14="http://schemas.microsoft.com/office/word/2010/wordml" xmlns:w15="http://schemas.microsoft.com/office/word/2012/wordml" xmlns:w16se="http://schemas.microsoft.com/office/word/2015/wordml/symex" xmlns:wpg="http://schemas.microsoft.com/office/word/2010/wordprocessingGroup" xmlns:wpi="http://schemas.microsoft.com/office/word/2010/wordprocessingInk" xmlns:wne="http://schemas.microsoft.com/office/word/2006/wordml" xmlns:wps="http://schemas.microsoft.com/office/word/2010/wordprocessingShape" mc:Ignorable="w14 w15 w16se wp14">
+<w:hdr xmlns:wpc="http://schemas.microsoft.com/office/word/2010/wordprocessingCanvas" xmlns:cx="http://schemas.microsoft.com/office/drawing/2014/chartex" xmlns:cx1="http://schemas.microsoft.com/office/drawing/2015/9/8/chartex" xmlns:cx2="http://schemas.microsoft.com/office/drawing/2015/10/21/chartex" xmlns:cx3="http://schemas.microsoft.com/office/drawing/2016/5/9/chartex" xmlns:cx4="http://schemas.microsoft.com/office/drawing/2016/5/10/chartex" xmlns:cx5="http://schemas.microsoft.com/office/drawing/2016/5/11/chartex" xmlns:cx6="http://schemas.microsoft.com/office/drawing/2016/5/12/chartex" xmlns:cx7="http://schemas.microsoft.com/office/drawing/2016/5/13/chartex" xmlns:cx8="http://schemas.microsoft.com/office/drawing/2016/5/14/chartex" xmlns:mc="http://schemas.openxmlformats.org/markup-compatibility/2006" xmlns:aink="http://schemas.microsoft.com/office/drawing/2016/ink" xmlns:am3d="http://schemas.microsoft.com/office/drawing/2017/model3d" xmlns:o="urn:schemas-microsoft-com:office:office" xmlns:oel="http://schemas.microsoft.com/office/2019/extlst" xmlns:r="http://schemas.openxmlformats.org/officeDocument/2006/relationships" xmlns:m="http://schemas.openxmlformats.org/officeDocument/2006/math" xmlns:v="urn:schemas-microsoft-com:vml" xmlns:wp14="http://schemas.microsoft.com/office/word/2010/wordprocessingDrawing" xmlns:wp="http://schemas.openxmlformats.org/drawingml/2006/wordprocessingDrawing" xmlns:w10="urn:schemas-microsoft-com:office:word" xmlns:w="http://schemas.openxmlformats.org/wordprocessingml/2006/main" xmlns:w14="http://schemas.microsoft.com/office/word/2010/wordml" xmlns:w15="http://schemas.microsoft.com/office/word/2012/wordml" xmlns:w16cex="http://schemas.microsoft.com/office/word/2018/wordml/cex" xmlns:w16cid="http://schemas.microsoft.com/office/word/2016/wordml/cid" xmlns:w16="http://schemas.microsoft.com/office/word/2018/wordml" xmlns:w16du="http://schemas.microsoft.com/office/word/2023/wordml/word16du" xmlns:w16sdtdh="http://schemas.microsoft.com/office/word/2020/wordml/sdtdatahash" xmlns:w16sdtfl="http://schemas.microsoft.com/office/word/2024/wordml/sdtformatlock" xmlns:w16se="http://schemas.microsoft.com/office/word/2015/wordml/symex" xmlns:wpg="http://schemas.microsoft.com/office/word/2010/wordprocessingGroup" xmlns:wpi="http://schemas.microsoft.com/office/word/2010/wordprocessingInk" xmlns:wne="http://schemas.microsoft.com/office/word/2006/wordml" xmlns:wps="http://schemas.microsoft.com/office/word/2010/wordprocessingShape" mc:Ignorable="w14 w15 w16se w16cid w16 w16cex w16sdtdh w16sdtfl w16du wp14">
   <w:p>
     <w:pPr>
       <w:pStyle w:val="Header"/>
@@ -614,8 +447,97 @@
 </file>
 
 <file path=word/numbering.xml><?xml version="1.0" encoding="utf-8"?>
-<w:numbering xmlns:wpc="http://schemas.microsoft.com/office/word/2010/wordprocessingCanvas" xmlns:cx="http://schemas.microsoft.com/office/drawing/2014/chartex" xmlns:mc="http://schemas.openxmlformats.org/markup-compatibility/2006" xmlns:o="urn:schemas-microsoft-com:office:office" xmlns:r="http://schemas.openxmlformats.org/officeDocument/2006/relationships" xmlns:m="http://schemas.openxmlformats.org/officeDocument/2006/math" xmlns:v="urn:schemas-microsoft-com:vml" xmlns:wp14="http://schemas.microsoft.com/office/word/2010/wordprocessingDrawing" xmlns:wp="http://schemas.openxmlformats.org/drawingml/2006/wordprocessingDrawing" xmlns:w10="urn:schemas-microsoft-com:office:word" xmlns:w="http://schemas.openxmlformats.org/wordprocessingml/2006/main" xmlns:w14="http://schemas.microsoft.com/office/word/2010/wordml" xmlns:w15="http://schemas.microsoft.com/office/word/2012/wordml" xmlns:w16se="http://schemas.microsoft.com/office/word/2015/wordml/symex" xmlns:wpg="http://schemas.microsoft.com/office/word/2010/wordprocessingGroup" xmlns:wpi="http://schemas.microsoft.com/office/word/2010/wordprocessingInk" xmlns:wne="http://schemas.microsoft.com/office/word/2006/wordml" xmlns:wps="http://schemas.microsoft.com/office/word/2010/wordprocessingShape" mc:Ignorable="w14 w15 w16se wp14">
+<w:numbering xmlns:wpc="http://schemas.microsoft.com/office/word/2010/wordprocessingCanvas" xmlns:cx="http://schemas.microsoft.com/office/drawing/2014/chartex" xmlns:cx1="http://schemas.microsoft.com/office/drawing/2015/9/8/chartex" xmlns:cx2="http://schemas.microsoft.com/office/drawing/2015/10/21/chartex" xmlns:cx3="http://schemas.microsoft.com/office/drawing/2016/5/9/chartex" xmlns:cx4="http://schemas.microsoft.com/office/drawing/2016/5/10/chartex" xmlns:cx5="http://schemas.microsoft.com/office/drawing/2016/5/11/chartex" xmlns:cx6="http://schemas.microsoft.com/office/drawing/2016/5/12/chartex" xmlns:cx7="http://schemas.microsoft.com/office/drawing/2016/5/13/chartex" xmlns:cx8="http://schemas.microsoft.com/office/drawing/2016/5/14/chartex" xmlns:mc="http://schemas.openxmlformats.org/markup-compatibility/2006" xmlns:aink="http://schemas.microsoft.com/office/drawing/2016/ink" xmlns:am3d="http://schemas.microsoft.com/office/drawing/2017/model3d" xmlns:o="urn:schemas-microsoft-com:office:office" xmlns:oel="http://schemas.microsoft.com/office/2019/extlst" xmlns:r="http://schemas.openxmlformats.org/officeDocument/2006/relationships" xmlns:m="http://schemas.openxmlformats.org/officeDocument/2006/math" xmlns:v="urn:schemas-microsoft-com:vml" xmlns:wp14="http://schemas.microsoft.com/office/word/2010/wordprocessingDrawing" xmlns:wp="http://schemas.openxmlformats.org/drawingml/2006/wordprocessingDrawing" xmlns:w10="urn:schemas-microsoft-com:office:word" xmlns:w="http://schemas.openxmlformats.org/wordprocessingml/2006/main" xmlns:w14="http://schemas.microsoft.com/office/word/2010/wordml" xmlns:w15="http://schemas.microsoft.com/office/word/2012/wordml" xmlns:w16cex="http://schemas.microsoft.com/office/word/2018/wordml/cex" xmlns:w16cid="http://schemas.microsoft.com/office/word/2016/wordml/cid" xmlns:w16="http://schemas.microsoft.com/office/word/2018/wordml" xmlns:w16du="http://schemas.microsoft.com/office/word/2023/wordml/word16du" xmlns:w16sdtdh="http://schemas.microsoft.com/office/word/2020/wordml/sdtdatahash" xmlns:w16sdtfl="http://schemas.microsoft.com/office/word/2024/wordml/sdtformatlock" xmlns:w16se="http://schemas.microsoft.com/office/word/2015/wordml/symex" xmlns:wpg="http://schemas.microsoft.com/office/word/2010/wordprocessingGroup" xmlns:wpi="http://schemas.microsoft.com/office/word/2010/wordprocessingInk" xmlns:wne="http://schemas.microsoft.com/office/word/2006/wordml" xmlns:wps="http://schemas.microsoft.com/office/word/2010/wordprocessingShape" mc:Ignorable="w14 w15 w16se w16cid w16 w16cex w16sdtdh w16sdtfl w16du wp14">
   <w:abstractNum w:abstractNumId="0" w15:restartNumberingAfterBreak="0">
+    <w:nsid w:val="2EC6106C"/>
+    <w:multiLevelType w:val="hybridMultilevel"/>
+    <w:tmpl w:val="E6BC5484"/>
+    <w:lvl w:ilvl="0" w:tplc="0409000F">
+      <w:start w:val="1"/>
+      <w:numFmt w:val="decimal"/>
+      <w:lvlText w:val="%1."/>
+      <w:lvlJc w:val="left"/>
+      <w:pPr>
+        <w:ind w:left="720" w:hanging="360"/>
+      </w:pPr>
+      <w:rPr>
+        <w:rFonts w:hint="default"/>
+      </w:rPr>
+    </w:lvl>
+    <w:lvl w:ilvl="1" w:tplc="04090019" w:tentative="1">
+      <w:start w:val="1"/>
+      <w:numFmt w:val="lowerLetter"/>
+      <w:lvlText w:val="%2."/>
+      <w:lvlJc w:val="left"/>
+      <w:pPr>
+        <w:ind w:left="1440" w:hanging="360"/>
+      </w:pPr>
+    </w:lvl>
+    <w:lvl w:ilvl="2" w:tplc="0409001B" w:tentative="1">
+      <w:start w:val="1"/>
+      <w:numFmt w:val="lowerRoman"/>
+      <w:lvlText w:val="%3."/>
+      <w:lvlJc w:val="right"/>
+      <w:pPr>
+        <w:ind w:left="2160" w:hanging="180"/>
+      </w:pPr>
+    </w:lvl>
+    <w:lvl w:ilvl="3" w:tplc="0409000F" w:tentative="1">
+      <w:start w:val="1"/>
+      <w:numFmt w:val="decimal"/>
+      <w:lvlText w:val="%4."/>
+      <w:lvlJc w:val="left"/>
+      <w:pPr>
+        <w:ind w:left="2880" w:hanging="360"/>
+      </w:pPr>
+    </w:lvl>
+    <w:lvl w:ilvl="4" w:tplc="04090019" w:tentative="1">
+      <w:start w:val="1"/>
+      <w:numFmt w:val="lowerLetter"/>
+      <w:lvlText w:val="%5."/>
+      <w:lvlJc w:val="left"/>
+      <w:pPr>
+        <w:ind w:left="3600" w:hanging="360"/>
+      </w:pPr>
+    </w:lvl>
+    <w:lvl w:ilvl="5" w:tplc="0409001B" w:tentative="1">
+      <w:start w:val="1"/>
+      <w:numFmt w:val="lowerRoman"/>
+      <w:lvlText w:val="%6."/>
+      <w:lvlJc w:val="right"/>
+      <w:pPr>
+        <w:ind w:left="4320" w:hanging="180"/>
+      </w:pPr>
+    </w:lvl>
+    <w:lvl w:ilvl="6" w:tplc="0409000F" w:tentative="1">
+      <w:start w:val="1"/>
+      <w:numFmt w:val="decimal"/>
+      <w:lvlText w:val="%7."/>
+      <w:lvlJc w:val="left"/>
+      <w:pPr>
+        <w:ind w:left="5040" w:hanging="360"/>
+      </w:pPr>
+    </w:lvl>
+    <w:lvl w:ilvl="7" w:tplc="04090019" w:tentative="1">
+      <w:start w:val="1"/>
+      <w:numFmt w:val="lowerLetter"/>
+      <w:lvlText w:val="%8."/>
+      <w:lvlJc w:val="left"/>
+      <w:pPr>
+        <w:ind w:left="5760" w:hanging="360"/>
+      </w:pPr>
+    </w:lvl>
+    <w:lvl w:ilvl="8" w:tplc="0409001B" w:tentative="1">
+      <w:start w:val="1"/>
+      <w:numFmt w:val="lowerRoman"/>
+      <w:lvlText w:val="%9."/>
+      <w:lvlJc w:val="right"/>
+      <w:pPr>
+        <w:ind w:left="6480" w:hanging="180"/>
+      </w:pPr>
+    </w:lvl>
+  </w:abstractNum>
+  <w:abstractNum w:abstractNumId="1" w15:restartNumberingAfterBreak="0">
     <w:nsid w:val="5F5D320F"/>
     <w:multiLevelType w:val="hybridMultilevel"/>
     <w:tmpl w:val="323EC9BA"/>
@@ -728,14 +650,17 @@
       </w:rPr>
     </w:lvl>
   </w:abstractNum>
-  <w:num w:numId="1">
+  <w:num w:numId="1" w16cid:durableId="783691892">
+    <w:abstractNumId w:val="1"/>
+  </w:num>
+  <w:num w:numId="2" w16cid:durableId="188691425">
     <w:abstractNumId w:val="0"/>
   </w:num>
 </w:numbering>
 </file>
 
 <file path=word/styles.xml><?xml version="1.0" encoding="utf-8"?>
-<w:styles xmlns:mc="http://schemas.openxmlformats.org/markup-compatibility/2006" xmlns:r="http://schemas.openxmlformats.org/officeDocument/2006/relationships" xmlns:w="http://schemas.openxmlformats.org/wordprocessingml/2006/main" xmlns:w14="http://schemas.microsoft.com/office/word/2010/wordml" xmlns:w15="http://schemas.microsoft.com/office/word/2012/wordml" xmlns:w16se="http://schemas.microsoft.com/office/word/2015/wordml/symex" mc:Ignorable="w14 w15 w16se">
+<w:styles xmlns:mc="http://schemas.openxmlformats.org/markup-compatibility/2006" xmlns:r="http://schemas.openxmlformats.org/officeDocument/2006/relationships" xmlns:w="http://schemas.openxmlformats.org/wordprocessingml/2006/main" xmlns:w14="http://schemas.microsoft.com/office/word/2010/wordml" xmlns:w15="http://schemas.microsoft.com/office/word/2012/wordml" xmlns:w16cex="http://schemas.microsoft.com/office/word/2018/wordml/cex" xmlns:w16cid="http://schemas.microsoft.com/office/word/2016/wordml/cid" xmlns:w16="http://schemas.microsoft.com/office/word/2018/wordml" xmlns:w16du="http://schemas.microsoft.com/office/word/2023/wordml/word16du" xmlns:w16sdtdh="http://schemas.microsoft.com/office/word/2020/wordml/sdtdatahash" xmlns:w16sdtfl="http://schemas.microsoft.com/office/word/2024/wordml/sdtformatlock" xmlns:w16se="http://schemas.microsoft.com/office/word/2015/wordml/symex" mc:Ignorable="w14 w15 w16se w16cid w16 w16cex w16sdtdh w16sdtfl w16du">
   <w:docDefaults>
     <w:rPrDefault>
       <w:rPr>
@@ -753,7 +678,7 @@
       </w:pPr>
     </w:pPrDefault>
   </w:docDefaults>
-  <w:latentStyles w:defLockedState="0" w:defUIPriority="99" w:defSemiHidden="0" w:defUnhideWhenUsed="0" w:defQFormat="0" w:count="371">
+  <w:latentStyles w:defLockedState="0" w:defUIPriority="99" w:defSemiHidden="0" w:defUnhideWhenUsed="0" w:defQFormat="0" w:count="376">
     <w:lsdException w:name="Normal" w:uiPriority="0" w:qFormat="1"/>
     <w:lsdException w:name="heading 1" w:uiPriority="9" w:qFormat="1"/>
     <w:lsdException w:name="heading 2" w:semiHidden="1" w:uiPriority="9" w:unhideWhenUsed="1" w:qFormat="1"/>
@@ -1125,6 +1050,11 @@
     <w:lsdException w:name="List Table 5 Dark Accent 6" w:uiPriority="50"/>
     <w:lsdException w:name="List Table 6 Colorful Accent 6" w:uiPriority="51"/>
     <w:lsdException w:name="List Table 7 Colorful Accent 6" w:uiPriority="52"/>
+    <w:lsdException w:name="Mention" w:semiHidden="1" w:unhideWhenUsed="1"/>
+    <w:lsdException w:name="Smart Hyperlink" w:semiHidden="1" w:unhideWhenUsed="1"/>
+    <w:lsdException w:name="Hashtag" w:semiHidden="1" w:unhideWhenUsed="1"/>
+    <w:lsdException w:name="Unresolved Mention" w:semiHidden="1" w:unhideWhenUsed="1"/>
+    <w:lsdException w:name="Smart Link" w:semiHidden="1" w:unhideWhenUsed="1"/>
   </w:latentStyles>
   <w:style w:type="paragraph" w:default="1" w:styleId="Normal">
     <w:name w:val="Normal"/>
@@ -1320,8 +1250,8 @@
       <w:u w:val="single"/>
     </w:rPr>
   </w:style>
-  <w:style w:type="character" w:customStyle="1" w:styleId="UnresolvedMention">
-    <w:name w:val="Unresolved Mention"/>
+  <w:style w:type="character" w:customStyle="1" w:styleId="UnresolvedMention1">
+    <w:name w:val="Unresolved Mention1"/>
     <w:basedOn w:val="DefaultParagraphFont"/>
     <w:uiPriority w:val="99"/>
     <w:semiHidden/>
